--- a/Document_Outlines/Input data - systems/Room,Ward or Theatre Refresh.docx
+++ b/Document_Outlines/Input data - systems/Room,Ward or Theatre Refresh.docx
@@ -3336,6 +3336,17 @@
       </w:pPr>
       <w:r>
         <w:t>Interface management with existing engineering systems (ventilation, medical gases, electrical, nurse call, drainage, etc.)</w:t>
+      </w:r>
+    </w:p>
+    <w:p>
+      <w:pPr>
+        <w:numPr>
+          <w:ilvl w:val="0"/>
+          <w:numId w:val="3"/>
+        </w:numPr>
+      </w:pPr>
+      <w:r>
+        <w:t>Evidence of current PVG Scheme membership for all contractor personnel attending site</w:t>
       </w:r>
     </w:p>
     <w:p/>

--- a/Document_Outlines/Input data - systems/Room,Ward or Theatre Refresh.docx
+++ b/Document_Outlines/Input data - systems/Room,Ward or Theatre Refresh.docx
@@ -383,6 +383,17 @@
         </w:numPr>
       </w:pPr>
       <w:r>
+        <w:t>Where the refurbishment is in, adjacent to, above or below an imaging/radiation room, RPA sign-off on shielding integrity is a separate required gate alongside HAI-SCRIBE, not covered by it.</w:t>
+      </w:r>
+    </w:p>
+    <w:p>
+      <w:pPr>
+        <w:numPr>
+          <w:ilvl w:val="0"/>
+          <w:numId w:val="2"/>
+        </w:numPr>
+      </w:pPr>
+      <w:r>
         <w:t>Continuity of clinical service and infection control during the works is critical.</w:t>
       </w:r>
     </w:p>
@@ -2009,6 +2020,45 @@
           <w:p>
             <w:r>
               <w:t>Essential</w:t>
+            </w:r>
+          </w:p>
+        </w:tc>
+      </w:tr>
+      <w:tr>
+        <w:trPr>
+          <w:tblCellSpacing w:w="15" w:type="dxa"/>
+        </w:trPr>
+        <w:tc>
+          <w:tcPr>
+            <w:tcW w:w="0" w:type="auto"/>
+            <w:vAlign w:val="center"/>
+            <w:hideMark/>
+          </w:tcPr>
+          <w:p>
+            <w:r>
+              <w:t>Radiation Protection Adviser (RPA) sign-off confirming shielding integrity unaffected (where scope is in, adjacent to, above or below a room housing ionising-radiation imaging equipment - CT, X-ray, fluoroscopy, nuclear medicine; not MRI, which uses no ionising radiation)</w:t>
+            </w:r>
+          </w:p>
+        </w:tc>
+        <w:tc>
+          <w:tcPr>
+            <w:tcW w:w="0" w:type="auto"/>
+            <w:vAlign w:val="center"/>
+            <w:hideMark/>
+          </w:tcPr>
+          <w:p>
+            <w:r/>
+          </w:p>
+        </w:tc>
+        <w:tc>
+          <w:tcPr>
+            <w:tcW w:w="0" w:type="auto"/>
+            <w:vAlign w:val="center"/>
+            <w:hideMark/>
+          </w:tcPr>
+          <w:p>
+            <w:r>
+              <w:t>IRR17 - separate gate from HAI-SCRIBE, not a substitute for it</w:t>
             </w:r>
           </w:p>
         </w:tc>

--- a/Document_Outlines/Input data - systems/Room,Ward or Theatre Refresh.docx
+++ b/Document_Outlines/Input data - systems/Room,Ward or Theatre Refresh.docx
@@ -1872,6 +1872,45 @@
           <w:p>
             <w:r>
               <w:t>Building Standards (Scotland)</w:t>
+            </w:r>
+          </w:p>
+        </w:tc>
+      </w:tr>
+      <w:tr>
+        <w:trPr>
+          <w:tblCellSpacing w:w="15" w:type="dxa"/>
+        </w:trPr>
+        <w:tc>
+          <w:tcPr>
+            <w:tcW w:w="0" w:type="auto"/>
+            <w:vAlign w:val="center"/>
+            <w:hideMark/>
+          </w:tcPr>
+          <w:p>
+            <w:r>
+              <w:t>Asbestos refurbishment &amp; demolition (R&amp;D) survey obtained and reviewed prior to any fabric-disturbing works</w:t>
+            </w:r>
+          </w:p>
+        </w:tc>
+        <w:tc>
+          <w:tcPr>
+            <w:tcW w:w="0" w:type="auto"/>
+            <w:vAlign w:val="center"/>
+            <w:hideMark/>
+          </w:tcPr>
+          <w:p>
+            <w:r/>
+          </w:p>
+        </w:tc>
+        <w:tc>
+          <w:tcPr>
+            <w:tcW w:w="0" w:type="auto"/>
+            <w:vAlign w:val="center"/>
+            <w:hideMark/>
+          </w:tcPr>
+          <w:p>
+            <w:r>
+              <w:t>CAR 2012 (Control of Asbestos Regulations 2012), Regulation 5</w:t>
             </w:r>
           </w:p>
         </w:tc>
